--- a/arb/docx/020.content.docx
+++ b/arb/docx/020.content.docx
@@ -50,7 +50,7 @@
         <w:rPr>
           <w:lang w:val="ar_AE" w:bidi="ar_AE"/>
         </w:rPr>
-        <w:t xml:space="preserve"> © 2023 SRV Partners Released under CC BY-SA 4.0 license. </w:t>
+        <w:t xml:space="preserve"> © 2025 Word Collective Released under CC BY-SA 4.0 license. </w:t>
       </w:r>
       <w:r>
         <w:rPr>
@@ -74,7 +74,7 @@
         <w:rPr>
           <w:lang w:val="ar_AE" w:bidi="ar_AE"/>
         </w:rPr>
-        <w:t xml:space="preserve"> © 2023 SRV Partners. Released under CC BY-SA 4.0 license by Mission Mutual</w:t>
+        <w:t xml:space="preserve"> © 2025 Word Collective. Released under CC BY-SA 4.0 license by Mission Mutual</w:t>
       </w:r>
       <w:r>
         <w:rPr>

--- a/arb/docx/020.content.docx
+++ b/arb/docx/020.content.docx
@@ -9,6 +9,8 @@
       </w:pPr>
       <w:r>
         <w:rPr>
+          <w:rtl/>
+          <w:cs/>
           <w:lang w:val="ar_AE" w:bidi="ar_AE"/>
         </w:rPr>
       </w:r>
@@ -20,12 +22,16 @@
       </w:pPr>
       <w:r>
         <w:rPr>
+          <w:rtl/>
+          <w:cs/>
           <w:lang w:val="ar_AE" w:bidi="ar_AE"/>
         </w:rPr>
         <w:t>Resource: Familiarization, Internalization, Articulation (Fia) Terms</w:t>
       </w:r>
       <w:r>
         <w:rPr>
+          <w:rtl/>
+          <w:cs/>
           <w:lang w:val="ar_AE" w:bidi="ar_AE"/>
         </w:rPr>
       </w:r>
@@ -36,53 +42,71 @@
       </w:pPr>
       <w:r>
         <w:rPr>
+          <w:rtl/>
+          <w:cs/>
           <w:lang w:val="ar_AE" w:bidi="ar_AE"/>
         </w:rPr>
       </w:r>
       <w:r>
         <w:rPr>
           <w:b/>
+          <w:rtl/>
+          <w:cs/>
           <w:lang w:val="ar_AE" w:bidi="ar_AE"/>
         </w:rPr>
         <w:t>Familiarization, Internalization, Articulation (FIA) Key Terms</w:t>
       </w:r>
       <w:r>
         <w:rPr>
+          <w:rtl/>
+          <w:cs/>
           <w:lang w:val="ar_AE" w:bidi="ar_AE"/>
         </w:rPr>
         <w:t xml:space="preserve"> © 2025 Word Collective Released under CC BY-SA 4.0 license. </w:t>
       </w:r>
       <w:r>
         <w:rPr>
+          <w:rtl/>
+          <w:cs/>
           <w:lang w:val="ar_AE" w:bidi="ar_AE"/>
         </w:rPr>
         <w:t>Familiarization, Internalization, Articulation (FIA) Key Terms</w:t>
       </w:r>
       <w:r>
         <w:rPr>
+          <w:rtl/>
+          <w:cs/>
           <w:lang w:val="ar_AE" w:bidi="ar_AE"/>
         </w:rPr>
         <w:t xml:space="preserve"> has been adapted in the following languages Tok Pisin, عربي, Français, हिंदी, Bahasa Indonesia, Português, Русский, Español, Kiswahili, 简体中文 from </w:t>
       </w:r>
       <w:r>
         <w:rPr>
+          <w:rtl/>
+          <w:cs/>
           <w:lang w:val="ar_AE" w:bidi="ar_AE"/>
         </w:rPr>
         <w:t>Familiarization, Internalization, Articulation (FIA)</w:t>
       </w:r>
       <w:r>
         <w:rPr>
+          <w:rtl/>
+          <w:cs/>
           <w:lang w:val="ar_AE" w:bidi="ar_AE"/>
         </w:rPr>
         <w:t xml:space="preserve"> © 2025 Word Collective. Released under CC BY-SA 4.0 license by Mission Mutual</w:t>
       </w:r>
       <w:r>
         <w:rPr>
+          <w:rtl/>
+          <w:cs/>
           <w:lang w:val="ar_AE" w:bidi="ar_AE"/>
         </w:rPr>
       </w:r>
       <w:r>
         <w:rPr>
+          <w:rtl/>
+          <w:cs/>
           <w:lang w:val="ar_AE" w:bidi="ar_AE"/>
         </w:rPr>
       </w:r>
@@ -94,6 +118,8 @@
       </w:pPr>
       <w:r>
         <w:rPr>
+          <w:rtl/>
+          <w:cs/>
           <w:lang w:val="ar_AE" w:bidi="ar_AE"/>
         </w:rPr>
         <w:t>Familiarization, Internalization, Articulation (Fia) Terms</w:t>
@@ -123,6 +149,8 @@
       </w:pPr>
       <w:r>
         <w:rPr>
+          <w:rtl/>
+          <w:cs/>
           <w:lang w:val="ar_AE" w:bidi="ar_AE"/>
         </w:rPr>
       </w:r>
@@ -134,12 +162,16 @@
       </w:pPr>
       <w:r>
         <w:rPr>
+          <w:rtl/>
+          <w:cs/>
           <w:lang w:val="ar_AE" w:bidi="ar_AE"/>
         </w:rPr>
         <w:t>ي</w:t>
       </w:r>
       <w:r>
         <w:rPr>
+          <w:rtl/>
+          <w:cs/>
           <w:lang w:val="ar_AE" w:bidi="ar_AE"/>
         </w:rPr>
       </w:r>
@@ -150,22 +182,30 @@
       </w:pPr>
       <w:r>
         <w:rPr>
+          <w:rtl/>
+          <w:cs/>
           <w:lang w:val="ar_AE" w:bidi="ar_AE"/>
         </w:rPr>
       </w:r>
       <w:r>
         <w:rPr>
+          <w:rtl/>
+          <w:cs/>
           <w:lang w:val="ar_AE" w:bidi="ar_AE"/>
         </w:rPr>
         <w:t xml:space="preserve"> </w:t>
       </w:r>
       <w:r>
         <w:rPr>
+          <w:rtl/>
+          <w:cs/>
           <w:lang w:val="ar_AE" w:bidi="ar_AE"/>
         </w:rPr>
       </w:r>
       <w:r>
         <w:rPr>
+          <w:rtl/>
+          <w:cs/>
           <w:lang w:val="ar_AE" w:bidi="ar_AE"/>
         </w:rPr>
       </w:r>
@@ -191,6 +231,8 @@
       </w:pPr>
       <w:r>
         <w:rPr>
+          <w:rtl/>
+          <w:cs/>
           <w:lang w:val="ar_AE" w:bidi="ar_AE"/>
         </w:rPr>
       </w:r>
@@ -202,12 +244,16 @@
       </w:pPr>
       <w:r>
         <w:rPr>
+          <w:rtl/>
+          <w:cs/>
           <w:lang w:val="ar_AE" w:bidi="ar_AE"/>
         </w:rPr>
         <w:t>اليهودية</w:t>
       </w:r>
       <w:r>
         <w:rPr>
+          <w:rtl/>
+          <w:cs/>
           <w:lang w:val="ar_AE" w:bidi="ar_AE"/>
         </w:rPr>
       </w:r>
@@ -218,18 +264,24 @@
       </w:pPr>
       <w:r>
         <w:rPr>
+          <w:rtl/>
+          <w:cs/>
           <w:lang w:val="ar_AE" w:bidi="ar_AE"/>
         </w:rPr>
       </w:r>
       <w:r>
         <w:rPr>
           <w:b/>
+          <w:rtl/>
+          <w:cs/>
           <w:lang w:val="ar_AE" w:bidi="ar_AE"/>
         </w:rPr>
         <w:t>اليهودية</w:t>
       </w:r>
       <w:r>
         <w:rPr>
+          <w:rtl/>
+          <w:cs/>
           <w:lang w:val="ar_AE" w:bidi="ar_AE"/>
         </w:rPr>
         <w:t xml:space="preserve"> هي اسم إقليم في </w:t>
@@ -237,6 +289,8 @@
       <w:hyperlink r:id="rId13">
         <w:r>
           <w:rPr>
+            <w:rtl/>
+            <w:cs/>
             <w:lang w:val="ar_AE" w:bidi="ar_AE"/>
           </w:rPr>
           <w:rPr>
@@ -248,6 +302,8 @@
       </w:hyperlink>
       <w:r>
         <w:rPr>
+          <w:rtl/>
+          <w:cs/>
           <w:lang w:val="ar_AE" w:bidi="ar_AE"/>
         </w:rPr>
         <w:t xml:space="preserve"> في زمن العهد الجديد. </w:t>
@@ -259,11 +315,15 @@
       </w:pPr>
       <w:r>
         <w:rPr>
+          <w:rtl/>
+          <w:cs/>
           <w:lang w:val="ar_AE" w:bidi="ar_AE"/>
         </w:rPr>
       </w:r>
       <w:r>
         <w:rPr>
+          <w:rtl/>
+          <w:cs/>
           <w:lang w:val="ar_AE" w:bidi="ar_AE"/>
         </w:rPr>
         <w:t xml:space="preserve">في زمن يسوع، لم تكن إسرائيل </w:t>
@@ -271,6 +331,8 @@
       <w:hyperlink r:id="rId14">
         <w:r>
           <w:rPr>
+            <w:rtl/>
+            <w:cs/>
             <w:lang w:val="ar_AE" w:bidi="ar_AE"/>
           </w:rPr>
           <w:rPr>
@@ -282,6 +344,8 @@
       </w:hyperlink>
       <w:r>
         <w:rPr>
+          <w:rtl/>
+          <w:cs/>
           <w:lang w:val="ar_AE" w:bidi="ar_AE"/>
         </w:rPr>
         <w:t xml:space="preserve"> مستقلة. فقد كان </w:t>
@@ -289,12 +353,16 @@
       <w:r>
         <w:rPr>
           <w:b/>
+          <w:rtl/>
+          <w:cs/>
           <w:lang w:val="ar_AE" w:bidi="ar_AE"/>
         </w:rPr>
         <w:t>بنو إسرائيل</w:t>
       </w:r>
       <w:r>
         <w:rPr>
+          <w:rtl/>
+          <w:cs/>
           <w:lang w:val="ar_AE" w:bidi="ar_AE"/>
         </w:rPr>
         <w:t xml:space="preserve"> يُحكمون من قِبَل الشعب الروماني. وقد قسَّم الرومان إسرائيل إلى عدة مناطق، أو مقاطعات. وهذه المقاطعات كانت اليهودية في الجنوب، </w:t>
@@ -302,6 +370,8 @@
       <w:hyperlink r:id="rId15">
         <w:r>
           <w:rPr>
+            <w:rtl/>
+            <w:cs/>
             <w:lang w:val="ar_AE" w:bidi="ar_AE"/>
           </w:rPr>
           <w:rPr>
@@ -313,6 +383,8 @@
       </w:hyperlink>
       <w:r>
         <w:rPr>
+          <w:rtl/>
+          <w:cs/>
           <w:lang w:val="ar_AE" w:bidi="ar_AE"/>
         </w:rPr>
         <w:t xml:space="preserve"> في الشمال، و</w:t>
@@ -320,6 +392,8 @@
       <w:hyperlink r:id="rId16">
         <w:r>
           <w:rPr>
+            <w:rtl/>
+            <w:cs/>
             <w:lang w:val="ar_AE" w:bidi="ar_AE"/>
           </w:rPr>
           <w:rPr>
@@ -331,6 +405,8 @@
       </w:hyperlink>
       <w:r>
         <w:rPr>
+          <w:rtl/>
+          <w:cs/>
           <w:lang w:val="ar_AE" w:bidi="ar_AE"/>
         </w:rPr>
         <w:t xml:space="preserve"> في الوسط. </w:t>
@@ -342,11 +418,15 @@
       </w:pPr>
       <w:r>
         <w:rPr>
+          <w:rtl/>
+          <w:cs/>
           <w:lang w:val="ar_AE" w:bidi="ar_AE"/>
         </w:rPr>
       </w:r>
       <w:r>
         <w:rPr>
+          <w:rtl/>
+          <w:cs/>
           <w:lang w:val="ar_AE" w:bidi="ar_AE"/>
         </w:rPr>
         <w:t xml:space="preserve">واليهودية كانت المكان الذي تقع فيه المدينة الأكثر أهمية، </w:t>
@@ -354,6 +434,8 @@
       <w:hyperlink r:id="rId17">
         <w:r>
           <w:rPr>
+            <w:rtl/>
+            <w:cs/>
             <w:lang w:val="ar_AE" w:bidi="ar_AE"/>
           </w:rPr>
           <w:rPr>
@@ -365,6 +447,8 @@
       </w:hyperlink>
       <w:r>
         <w:rPr>
+          <w:rtl/>
+          <w:cs/>
           <w:lang w:val="ar_AE" w:bidi="ar_AE"/>
         </w:rPr>
         <w:t xml:space="preserve">، </w:t>
@@ -372,6 +456,8 @@
       <w:hyperlink r:id="rId18">
         <w:r>
           <w:rPr>
+            <w:rtl/>
+            <w:cs/>
             <w:lang w:val="ar_AE" w:bidi="ar_AE"/>
           </w:rPr>
           <w:rPr>
@@ -383,6 +469,8 @@
       </w:hyperlink>
       <w:r>
         <w:rPr>
+          <w:rtl/>
+          <w:cs/>
           <w:lang w:val="ar_AE" w:bidi="ar_AE"/>
         </w:rPr>
         <w:t xml:space="preserve"> الله. وغالبًا ما كان الناس في اليهودية يعتقدون أنهم كانوا </w:t>
@@ -390,12 +478,16 @@
       <w:r>
         <w:rPr>
           <w:b/>
+          <w:rtl/>
+          <w:cs/>
           <w:lang w:val="ar_AE" w:bidi="ar_AE"/>
         </w:rPr>
         <w:t>يهودًا</w:t>
       </w:r>
       <w:r>
         <w:rPr>
+          <w:rtl/>
+          <w:cs/>
           <w:lang w:val="ar_AE" w:bidi="ar_AE"/>
         </w:rPr>
         <w:t xml:space="preserve"> أفضل من الذين في الجليل. بل وكانوا يحتقرون سكان الجليل، معتقدين أنهم غير متعلمين وقساة. وكان الناس الذين في اليهودية </w:t>
@@ -403,12 +495,16 @@
       <w:r>
         <w:rPr>
           <w:b/>
+          <w:rtl/>
+          <w:cs/>
           <w:lang w:val="ar_AE" w:bidi="ar_AE"/>
         </w:rPr>
         <w:t>و</w:t>
       </w:r>
       <w:r>
         <w:rPr>
+          <w:rtl/>
+          <w:cs/>
           <w:lang w:val="ar_AE" w:bidi="ar_AE"/>
         </w:rPr>
         <w:t xml:space="preserve">أيضًا الذين في الجليل يحتقرون أهل السامرة، والذين لم يعتبرونهم يهودًا على الإطلاق. </w:t>
@@ -420,22 +516,30 @@
       </w:pPr>
       <w:r>
         <w:rPr>
+          <w:rtl/>
+          <w:cs/>
           <w:lang w:val="ar_AE" w:bidi="ar_AE"/>
         </w:rPr>
       </w:r>
       <w:r>
         <w:rPr>
+          <w:rtl/>
+          <w:cs/>
           <w:lang w:val="ar_AE" w:bidi="ar_AE"/>
         </w:rPr>
         <w:t xml:space="preserve">والمنطقة التي كانت تُدعى اليهودية في العهد الجديد، هي التي كانت تُدعى يهوذا في العهد القديم. </w:t>
       </w:r>
       <w:r>
         <w:rPr>
+          <w:rtl/>
+          <w:cs/>
           <w:lang w:val="ar_AE" w:bidi="ar_AE"/>
         </w:rPr>
       </w:r>
       <w:r>
         <w:rPr>
+          <w:rtl/>
+          <w:cs/>
           <w:lang w:val="ar_AE" w:bidi="ar_AE"/>
         </w:rPr>
       </w:r>
